--- a/50180_DHLab Shipment.docx
+++ b/50180_DHLab Shipment.docx
@@ -254,7 +254,7 @@
  
              < P h o n e N o _ C o m p a n y I n f o > P h o n e N o _ C o m p a n y I n f o < / P h o n e N o _ C o m p a n y I n f o >   
-             < P i c t u r e _ C o m p a n y I n f o > P i c t u r e _ C o m p a n y I n f o < / P i c t u r e _ C o m p a n y I n f o > +             < P i c t u r e _ C o m p a n y I n f o   / >   
              < P o s t C o d e _ C o m p a n y I n f o > P o s t C o d e _ C o m p a n y I n f o < / P o s t C o d e _ C o m p a n y I n f o >   
